--- a/00-首页/题组Word/第一轮·竞赛教材版/第一轮原理·7-沉淀溶解平衡（教师版）.docx
+++ b/00-首页/题组Word/第一轮·竞赛教材版/第一轮原理·7-沉淀溶解平衡（教师版）.docx
@@ -360,60 +360,6 @@
         </w:rPr>
         <w:t>2021</w:t>
       </w:r>
-      <w:r>
-        <w:rPr>
-          <w:rFonts w:ascii="Times New Roman" w:hAnsi="Times New Roman" w:eastAsia="Times New Roman" w:cs="Times New Roman"/>
-        </w:rPr>
-        <w:t xml:space="preserve"> </w:t>
-      </w:r>
-      <w:r>
-        <w:rPr>
-          <w:rFonts w:hint="eastAsia" w:ascii="Times New Roman" w:hAnsi="Times New Roman" w:eastAsia="FangSong" w:cs="Times New Roman"/>
-        </w:rPr>
-        <w:t>曾用于</w:t>
-      </w:r>
-      <w:r>
-        <w:rPr>
-          <w:rFonts w:hint="eastAsia" w:ascii="Times New Roman" w:hAnsi="Times New Roman" w:eastAsia="Times New Roman" w:cs="Times New Roman"/>
-        </w:rPr>
-        <w:t>：</w:t>
-      </w:r>
-      <w:r>
-        <w:rPr>
-          <w:rFonts w:hint="eastAsia" w:ascii="Times New Roman" w:hAnsi="Times New Roman" w:eastAsia="FangSong" w:cs="Times New Roman"/>
-        </w:rPr>
-        <w:t>第一轮原理</w:t>
-      </w:r>
-      <w:r>
-        <w:rPr>
-          <w:rFonts w:hint="eastAsia" w:ascii="Times New Roman" w:hAnsi="Times New Roman" w:eastAsia="Times New Roman" w:cs="Times New Roman"/>
-        </w:rPr>
-        <w:t>·7-</w:t>
-      </w:r>
-      <w:r>
-        <w:rPr>
-          <w:rFonts w:hint="eastAsia" w:ascii="Times New Roman" w:hAnsi="Times New Roman" w:eastAsia="FangSong" w:cs="Times New Roman"/>
-        </w:rPr>
-        <w:t>沉淀溶解平衡</w:t>
-      </w:r>
-      <w:r>
-        <w:rPr>
-          <w:rFonts w:hint="eastAsia" w:ascii="Times New Roman" w:hAnsi="Times New Roman" w:eastAsia="Times New Roman" w:cs="Times New Roman"/>
-        </w:rPr>
-        <w:t>（</w:t>
-      </w:r>
-      <w:r>
-        <w:rPr>
-          <w:rFonts w:hint="eastAsia" w:ascii="Times New Roman" w:hAnsi="Times New Roman" w:eastAsia="FangSong" w:cs="Times New Roman"/>
-        </w:rPr>
-        <w:t>教师版</w:t>
-      </w:r>
-      <w:r>
-        <w:rPr>
-          <w:rFonts w:hint="eastAsia" w:ascii="Times New Roman" w:hAnsi="Times New Roman" w:eastAsia="Times New Roman" w:cs="Times New Roman"/>
-        </w:rPr>
-        <w:t>）</w:t>
-      </w:r>
     </w:p>
     <w:p>
       <w:pPr>
@@ -717,78 +663,6 @@
         </w:rPr>
         <w:t>2021</w:t>
       </w:r>
-      <w:r>
-        <w:rPr>
-          <w:rFonts w:ascii="Times New Roman" w:hAnsi="Times New Roman" w:eastAsia="Times New Roman" w:cs="Times New Roman"/>
-        </w:rPr>
-        <w:t xml:space="preserve"> </w:t>
-      </w:r>
-      <w:r>
-        <w:rPr>
-          <w:rFonts w:hint="eastAsia" w:ascii="Times New Roman" w:hAnsi="Times New Roman" w:eastAsia="FangSong" w:cs="Times New Roman"/>
-        </w:rPr>
-        <w:t>曾用于</w:t>
-      </w:r>
-      <w:r>
-        <w:rPr>
-          <w:rFonts w:hint="eastAsia" w:ascii="Times New Roman" w:hAnsi="Times New Roman" w:eastAsia="Times New Roman" w:cs="Times New Roman"/>
-        </w:rPr>
-        <w:t>：</w:t>
-      </w:r>
-      <w:r>
-        <w:rPr>
-          <w:rFonts w:hint="eastAsia" w:ascii="Times New Roman" w:hAnsi="Times New Roman" w:eastAsia="FangSong" w:cs="Times New Roman"/>
-        </w:rPr>
-        <w:t>预赛基础卷</w:t>
-      </w:r>
-      <w:r>
-        <w:rPr>
-          <w:rFonts w:hint="eastAsia" w:ascii="Times New Roman" w:hAnsi="Times New Roman" w:eastAsia="Times New Roman" w:cs="Times New Roman"/>
-        </w:rPr>
-        <w:t>II,</w:t>
-      </w:r>
-      <w:r>
-        <w:rPr>
-          <w:rFonts w:ascii="Times New Roman" w:hAnsi="Times New Roman" w:eastAsia="Times New Roman" w:cs="Times New Roman"/>
-        </w:rPr>
-        <w:t xml:space="preserve"> </w:t>
-      </w:r>
-      <w:r>
-        <w:rPr>
-          <w:rFonts w:hint="eastAsia" w:ascii="Times New Roman" w:hAnsi="Times New Roman" w:eastAsia="FangSong" w:cs="Times New Roman"/>
-        </w:rPr>
-        <w:t>第一轮原理</w:t>
-      </w:r>
-      <w:r>
-        <w:rPr>
-          <w:rFonts w:hint="eastAsia" w:ascii="Times New Roman" w:hAnsi="Times New Roman" w:eastAsia="Times New Roman" w:cs="Times New Roman"/>
-        </w:rPr>
-        <w:t>·7-</w:t>
-      </w:r>
-      <w:r>
-        <w:rPr>
-          <w:rFonts w:hint="eastAsia" w:ascii="Times New Roman" w:hAnsi="Times New Roman" w:eastAsia="FangSong" w:cs="Times New Roman"/>
-        </w:rPr>
-        <w:t>沉淀溶解平衡</w:t>
-      </w:r>
-      <w:r>
-        <w:rPr>
-          <w:rFonts w:hint="eastAsia" w:ascii="Times New Roman" w:hAnsi="Times New Roman" w:eastAsia="Times New Roman" w:cs="Times New Roman"/>
-        </w:rPr>
-        <w:t>（</w:t>
-      </w:r>
-      <w:r>
-        <w:rPr>
-          <w:rFonts w:hint="eastAsia" w:ascii="Times New Roman" w:hAnsi="Times New Roman" w:eastAsia="FangSong" w:cs="Times New Roman"/>
-        </w:rPr>
-        <w:t>教师版</w:t>
-      </w:r>
-      <w:r>
-        <w:rPr>
-          <w:rFonts w:hint="eastAsia" w:ascii="Times New Roman" w:hAnsi="Times New Roman" w:eastAsia="Times New Roman" w:cs="Times New Roman"/>
-        </w:rPr>
-        <w:t>）</w:t>
-      </w:r>
     </w:p>
     <w:p>
       <w:pPr>
@@ -988,78 +862,6 @@
           <w:rFonts w:hint="eastAsia" w:ascii="Times New Roman" w:hAnsi="Times New Roman" w:eastAsia="FangSong" w:cs="Times New Roman"/>
         </w:rPr>
         <w:t>届决赛</w:t>
-      </w:r>
-      <w:r>
-        <w:rPr>
-          <w:rFonts w:ascii="Times New Roman" w:hAnsi="Times New Roman" w:eastAsia="Times New Roman" w:cs="Times New Roman"/>
-        </w:rPr>
-        <w:t xml:space="preserve"> </w:t>
-      </w:r>
-      <w:r>
-        <w:rPr>
-          <w:rFonts w:hint="eastAsia" w:ascii="Times New Roman" w:hAnsi="Times New Roman" w:eastAsia="FangSong" w:cs="Times New Roman"/>
-        </w:rPr>
-        <w:t>曾用于</w:t>
-      </w:r>
-      <w:r>
-        <w:rPr>
-          <w:rFonts w:hint="eastAsia" w:ascii="Times New Roman" w:hAnsi="Times New Roman" w:eastAsia="Times New Roman" w:cs="Times New Roman"/>
-        </w:rPr>
-        <w:t>：</w:t>
-      </w:r>
-      <w:r>
-        <w:rPr>
-          <w:rFonts w:hint="eastAsia" w:ascii="Times New Roman" w:hAnsi="Times New Roman" w:eastAsia="FangSong" w:cs="Times New Roman"/>
-        </w:rPr>
-        <w:t>综合模拟卷</w:t>
-      </w:r>
-      <w:r>
-        <w:rPr>
-          <w:rFonts w:hint="eastAsia" w:ascii="Times New Roman" w:hAnsi="Times New Roman" w:eastAsia="Times New Roman" w:cs="Times New Roman"/>
-        </w:rPr>
-        <w:t>II,</w:t>
-      </w:r>
-      <w:r>
-        <w:rPr>
-          <w:rFonts w:ascii="Times New Roman" w:hAnsi="Times New Roman" w:eastAsia="Times New Roman" w:cs="Times New Roman"/>
-        </w:rPr>
-        <w:t xml:space="preserve"> </w:t>
-      </w:r>
-      <w:r>
-        <w:rPr>
-          <w:rFonts w:hint="eastAsia" w:ascii="Times New Roman" w:hAnsi="Times New Roman" w:eastAsia="FangSong" w:cs="Times New Roman"/>
-        </w:rPr>
-        <w:t>第一轮原理</w:t>
-      </w:r>
-      <w:r>
-        <w:rPr>
-          <w:rFonts w:hint="eastAsia" w:ascii="Times New Roman" w:hAnsi="Times New Roman" w:eastAsia="Times New Roman" w:cs="Times New Roman"/>
-        </w:rPr>
-        <w:t>·7-</w:t>
-      </w:r>
-      <w:r>
-        <w:rPr>
-          <w:rFonts w:hint="eastAsia" w:ascii="Times New Roman" w:hAnsi="Times New Roman" w:eastAsia="FangSong" w:cs="Times New Roman"/>
-        </w:rPr>
-        <w:t>沉淀溶解平衡</w:t>
-      </w:r>
-      <w:r>
-        <w:rPr>
-          <w:rFonts w:hint="eastAsia" w:ascii="Times New Roman" w:hAnsi="Times New Roman" w:eastAsia="Times New Roman" w:cs="Times New Roman"/>
-        </w:rPr>
-        <w:t>（</w:t>
-      </w:r>
-      <w:r>
-        <w:rPr>
-          <w:rFonts w:hint="eastAsia" w:ascii="Times New Roman" w:hAnsi="Times New Roman" w:eastAsia="FangSong" w:cs="Times New Roman"/>
-        </w:rPr>
-        <w:t>教师版</w:t>
-      </w:r>
-      <w:r>
-        <w:rPr>
-          <w:rFonts w:hint="eastAsia" w:ascii="Times New Roman" w:hAnsi="Times New Roman" w:eastAsia="Times New Roman" w:cs="Times New Roman"/>
-        </w:rPr>
-        <w:t>）</w:t>
       </w:r>
     </w:p>
     <w:p>
@@ -2174,78 +1976,6 @@
         </w:rPr>
         <w:t>2022</w:t>
       </w:r>
-      <w:r>
-        <w:rPr>
-          <w:rFonts w:ascii="Times New Roman" w:hAnsi="Times New Roman" w:eastAsia="Times New Roman" w:cs="Times New Roman"/>
-        </w:rPr>
-        <w:t xml:space="preserve"> </w:t>
-      </w:r>
-      <w:r>
-        <w:rPr>
-          <w:rFonts w:hint="eastAsia" w:ascii="Times New Roman" w:hAnsi="Times New Roman" w:eastAsia="FangSong" w:cs="Times New Roman"/>
-        </w:rPr>
-        <w:t>曾用于</w:t>
-      </w:r>
-      <w:r>
-        <w:rPr>
-          <w:rFonts w:hint="eastAsia" w:ascii="Times New Roman" w:hAnsi="Times New Roman" w:eastAsia="Times New Roman" w:cs="Times New Roman"/>
-        </w:rPr>
-        <w:t>：</w:t>
-      </w:r>
-      <w:r>
-        <w:rPr>
-          <w:rFonts w:hint="eastAsia" w:ascii="Times New Roman" w:hAnsi="Times New Roman" w:eastAsia="FangSong" w:cs="Times New Roman"/>
-        </w:rPr>
-        <w:t>预赛基础卷</w:t>
-      </w:r>
-      <w:r>
-        <w:rPr>
-          <w:rFonts w:hint="eastAsia" w:ascii="Times New Roman" w:hAnsi="Times New Roman" w:eastAsia="Times New Roman" w:cs="Times New Roman"/>
-        </w:rPr>
-        <w:t>III,</w:t>
-      </w:r>
-      <w:r>
-        <w:rPr>
-          <w:rFonts w:ascii="Times New Roman" w:hAnsi="Times New Roman" w:eastAsia="Times New Roman" w:cs="Times New Roman"/>
-        </w:rPr>
-        <w:t xml:space="preserve"> </w:t>
-      </w:r>
-      <w:r>
-        <w:rPr>
-          <w:rFonts w:hint="eastAsia" w:ascii="Times New Roman" w:hAnsi="Times New Roman" w:eastAsia="FangSong" w:cs="Times New Roman"/>
-        </w:rPr>
-        <w:t>第一轮原理</w:t>
-      </w:r>
-      <w:r>
-        <w:rPr>
-          <w:rFonts w:hint="eastAsia" w:ascii="Times New Roman" w:hAnsi="Times New Roman" w:eastAsia="Times New Roman" w:cs="Times New Roman"/>
-        </w:rPr>
-        <w:t>·7-</w:t>
-      </w:r>
-      <w:r>
-        <w:rPr>
-          <w:rFonts w:hint="eastAsia" w:ascii="Times New Roman" w:hAnsi="Times New Roman" w:eastAsia="FangSong" w:cs="Times New Roman"/>
-        </w:rPr>
-        <w:t>沉淀溶解平衡</w:t>
-      </w:r>
-      <w:r>
-        <w:rPr>
-          <w:rFonts w:hint="eastAsia" w:ascii="Times New Roman" w:hAnsi="Times New Roman" w:eastAsia="Times New Roman" w:cs="Times New Roman"/>
-        </w:rPr>
-        <w:t>（</w:t>
-      </w:r>
-      <w:r>
-        <w:rPr>
-          <w:rFonts w:hint="eastAsia" w:ascii="Times New Roman" w:hAnsi="Times New Roman" w:eastAsia="FangSong" w:cs="Times New Roman"/>
-        </w:rPr>
-        <w:t>教师版</w:t>
-      </w:r>
-      <w:r>
-        <w:rPr>
-          <w:rFonts w:hint="eastAsia" w:ascii="Times New Roman" w:hAnsi="Times New Roman" w:eastAsia="Times New Roman" w:cs="Times New Roman"/>
-        </w:rPr>
-        <w:t>）</w:t>
-      </w:r>
     </w:p>
     <w:p>
       <w:pPr>
@@ -3007,78 +2737,6 @@
           <w:rFonts w:hint="eastAsia" w:ascii="Times New Roman" w:hAnsi="Times New Roman" w:eastAsia="FangSong" w:cs="Times New Roman"/>
         </w:rPr>
         <w:t>第二分册</w:t>
-      </w:r>
-      <w:r>
-        <w:rPr>
-          <w:rFonts w:ascii="Times New Roman" w:hAnsi="Times New Roman" w:eastAsia="Times New Roman" w:cs="Times New Roman"/>
-        </w:rPr>
-        <w:t xml:space="preserve"> </w:t>
-      </w:r>
-      <w:r>
-        <w:rPr>
-          <w:rFonts w:hint="eastAsia" w:ascii="Times New Roman" w:hAnsi="Times New Roman" w:eastAsia="FangSong" w:cs="Times New Roman"/>
-        </w:rPr>
-        <w:t>曾用于</w:t>
-      </w:r>
-      <w:r>
-        <w:rPr>
-          <w:rFonts w:hint="eastAsia" w:ascii="Times New Roman" w:hAnsi="Times New Roman" w:eastAsia="Times New Roman" w:cs="Times New Roman"/>
-        </w:rPr>
-        <w:t>：</w:t>
-      </w:r>
-      <w:r>
-        <w:rPr>
-          <w:rFonts w:hint="eastAsia" w:ascii="Times New Roman" w:hAnsi="Times New Roman" w:eastAsia="FangSong" w:cs="Times New Roman"/>
-        </w:rPr>
-        <w:t>二分册专项卷</w:t>
-      </w:r>
-      <w:r>
-        <w:rPr>
-          <w:rFonts w:hint="eastAsia" w:ascii="Times New Roman" w:hAnsi="Times New Roman" w:eastAsia="Times New Roman" w:cs="Times New Roman"/>
-        </w:rPr>
-        <w:t>V,</w:t>
-      </w:r>
-      <w:r>
-        <w:rPr>
-          <w:rFonts w:ascii="Times New Roman" w:hAnsi="Times New Roman" w:eastAsia="Times New Roman" w:cs="Times New Roman"/>
-        </w:rPr>
-        <w:t xml:space="preserve"> </w:t>
-      </w:r>
-      <w:r>
-        <w:rPr>
-          <w:rFonts w:hint="eastAsia" w:ascii="Times New Roman" w:hAnsi="Times New Roman" w:eastAsia="FangSong" w:cs="Times New Roman"/>
-        </w:rPr>
-        <w:t>第一轮原理</w:t>
-      </w:r>
-      <w:r>
-        <w:rPr>
-          <w:rFonts w:hint="eastAsia" w:ascii="Times New Roman" w:hAnsi="Times New Roman" w:eastAsia="Times New Roman" w:cs="Times New Roman"/>
-        </w:rPr>
-        <w:t>·7-</w:t>
-      </w:r>
-      <w:r>
-        <w:rPr>
-          <w:rFonts w:hint="eastAsia" w:ascii="Times New Roman" w:hAnsi="Times New Roman" w:eastAsia="FangSong" w:cs="Times New Roman"/>
-        </w:rPr>
-        <w:t>沉淀溶解平衡</w:t>
-      </w:r>
-      <w:r>
-        <w:rPr>
-          <w:rFonts w:hint="eastAsia" w:ascii="Times New Roman" w:hAnsi="Times New Roman" w:eastAsia="Times New Roman" w:cs="Times New Roman"/>
-        </w:rPr>
-        <w:t>（</w:t>
-      </w:r>
-      <w:r>
-        <w:rPr>
-          <w:rFonts w:hint="eastAsia" w:ascii="Times New Roman" w:hAnsi="Times New Roman" w:eastAsia="FangSong" w:cs="Times New Roman"/>
-        </w:rPr>
-        <w:t>教师版</w:t>
-      </w:r>
-      <w:r>
-        <w:rPr>
-          <w:rFonts w:hint="eastAsia" w:ascii="Times New Roman" w:hAnsi="Times New Roman" w:eastAsia="Times New Roman" w:cs="Times New Roman"/>
-        </w:rPr>
-        <w:t>）</w:t>
       </w:r>
     </w:p>
     <w:p>
@@ -4973,78 +4631,6 @@
         </w:rPr>
         <w:t>第二分册</w:t>
       </w:r>
-      <w:r>
-        <w:rPr>
-          <w:rFonts w:ascii="Times New Roman" w:hAnsi="Times New Roman" w:eastAsia="Times New Roman" w:cs="Times New Roman"/>
-        </w:rPr>
-        <w:t xml:space="preserve"> </w:t>
-      </w:r>
-      <w:r>
-        <w:rPr>
-          <w:rFonts w:hint="eastAsia" w:ascii="Times New Roman" w:hAnsi="Times New Roman" w:eastAsia="FangSong" w:cs="Times New Roman"/>
-        </w:rPr>
-        <w:t>曾用于</w:t>
-      </w:r>
-      <w:r>
-        <w:rPr>
-          <w:rFonts w:hint="eastAsia" w:ascii="Times New Roman" w:hAnsi="Times New Roman" w:eastAsia="Times New Roman" w:cs="Times New Roman"/>
-        </w:rPr>
-        <w:t>：</w:t>
-      </w:r>
-      <w:r>
-        <w:rPr>
-          <w:rFonts w:hint="eastAsia" w:ascii="Times New Roman" w:hAnsi="Times New Roman" w:eastAsia="FangSong" w:cs="Times New Roman"/>
-        </w:rPr>
-        <w:t>二分册专项卷</w:t>
-      </w:r>
-      <w:r>
-        <w:rPr>
-          <w:rFonts w:hint="eastAsia" w:ascii="Times New Roman" w:hAnsi="Times New Roman" w:eastAsia="Times New Roman" w:cs="Times New Roman"/>
-        </w:rPr>
-        <w:t>V,</w:t>
-      </w:r>
-      <w:r>
-        <w:rPr>
-          <w:rFonts w:ascii="Times New Roman" w:hAnsi="Times New Roman" w:eastAsia="Times New Roman" w:cs="Times New Roman"/>
-        </w:rPr>
-        <w:t xml:space="preserve"> </w:t>
-      </w:r>
-      <w:r>
-        <w:rPr>
-          <w:rFonts w:hint="eastAsia" w:ascii="Times New Roman" w:hAnsi="Times New Roman" w:eastAsia="FangSong" w:cs="Times New Roman"/>
-        </w:rPr>
-        <w:t>第一轮原理</w:t>
-      </w:r>
-      <w:r>
-        <w:rPr>
-          <w:rFonts w:hint="eastAsia" w:ascii="Times New Roman" w:hAnsi="Times New Roman" w:eastAsia="Times New Roman" w:cs="Times New Roman"/>
-        </w:rPr>
-        <w:t>·7-</w:t>
-      </w:r>
-      <w:r>
-        <w:rPr>
-          <w:rFonts w:hint="eastAsia" w:ascii="Times New Roman" w:hAnsi="Times New Roman" w:eastAsia="FangSong" w:cs="Times New Roman"/>
-        </w:rPr>
-        <w:t>沉淀溶解平衡</w:t>
-      </w:r>
-      <w:r>
-        <w:rPr>
-          <w:rFonts w:hint="eastAsia" w:ascii="Times New Roman" w:hAnsi="Times New Roman" w:eastAsia="Times New Roman" w:cs="Times New Roman"/>
-        </w:rPr>
-        <w:t>（</w:t>
-      </w:r>
-      <w:r>
-        <w:rPr>
-          <w:rFonts w:hint="eastAsia" w:ascii="Times New Roman" w:hAnsi="Times New Roman" w:eastAsia="FangSong" w:cs="Times New Roman"/>
-        </w:rPr>
-        <w:t>教师版</w:t>
-      </w:r>
-      <w:r>
-        <w:rPr>
-          <w:rFonts w:hint="eastAsia" w:ascii="Times New Roman" w:hAnsi="Times New Roman" w:eastAsia="Times New Roman" w:cs="Times New Roman"/>
-        </w:rPr>
-        <w:t>）</w:t>
-      </w:r>
     </w:p>
     <w:p>
       <w:pPr>
@@ -6614,60 +6200,6 @@
           <w:rFonts w:hint="eastAsia" w:ascii="Times New Roman" w:hAnsi="Times New Roman" w:eastAsia="FangSong" w:cs="Times New Roman"/>
         </w:rPr>
         <w:t>第二分册</w:t>
-      </w:r>
-      <w:r>
-        <w:rPr>
-          <w:rFonts w:ascii="Times New Roman" w:hAnsi="Times New Roman" w:eastAsia="Times New Roman" w:cs="Times New Roman"/>
-        </w:rPr>
-        <w:t xml:space="preserve"> </w:t>
-      </w:r>
-      <w:r>
-        <w:rPr>
-          <w:rFonts w:hint="eastAsia" w:ascii="Times New Roman" w:hAnsi="Times New Roman" w:eastAsia="FangSong" w:cs="Times New Roman"/>
-        </w:rPr>
-        <w:t>曾用于</w:t>
-      </w:r>
-      <w:r>
-        <w:rPr>
-          <w:rFonts w:hint="eastAsia" w:ascii="Times New Roman" w:hAnsi="Times New Roman" w:eastAsia="Times New Roman" w:cs="Times New Roman"/>
-        </w:rPr>
-        <w:t>：</w:t>
-      </w:r>
-      <w:r>
-        <w:rPr>
-          <w:rFonts w:hint="eastAsia" w:ascii="Times New Roman" w:hAnsi="Times New Roman" w:eastAsia="FangSong" w:cs="Times New Roman"/>
-        </w:rPr>
-        <w:t>第一轮原理</w:t>
-      </w:r>
-      <w:r>
-        <w:rPr>
-          <w:rFonts w:hint="eastAsia" w:ascii="Times New Roman" w:hAnsi="Times New Roman" w:eastAsia="Times New Roman" w:cs="Times New Roman"/>
-        </w:rPr>
-        <w:t>·7-</w:t>
-      </w:r>
-      <w:r>
-        <w:rPr>
-          <w:rFonts w:hint="eastAsia" w:ascii="Times New Roman" w:hAnsi="Times New Roman" w:eastAsia="FangSong" w:cs="Times New Roman"/>
-        </w:rPr>
-        <w:t>沉淀溶解平衡</w:t>
-      </w:r>
-      <w:r>
-        <w:rPr>
-          <w:rFonts w:hint="eastAsia" w:ascii="Times New Roman" w:hAnsi="Times New Roman" w:eastAsia="Times New Roman" w:cs="Times New Roman"/>
-        </w:rPr>
-        <w:t>（</w:t>
-      </w:r>
-      <w:r>
-        <w:rPr>
-          <w:rFonts w:hint="eastAsia" w:ascii="Times New Roman" w:hAnsi="Times New Roman" w:eastAsia="FangSong" w:cs="Times New Roman"/>
-        </w:rPr>
-        <w:t>教师版</w:t>
-      </w:r>
-      <w:r>
-        <w:rPr>
-          <w:rFonts w:hint="eastAsia" w:ascii="Times New Roman" w:hAnsi="Times New Roman" w:eastAsia="Times New Roman" w:cs="Times New Roman"/>
-        </w:rPr>
-        <w:t>）</w:t>
       </w:r>
     </w:p>
     <w:p>
@@ -7809,60 +7341,6 @@
         </w:rPr>
         <w:t>第二分册</w:t>
       </w:r>
-      <w:r>
-        <w:rPr>
-          <w:rFonts w:ascii="Times New Roman" w:hAnsi="Times New Roman" w:eastAsia="Times New Roman" w:cs="Times New Roman"/>
-        </w:rPr>
-        <w:t xml:space="preserve"> </w:t>
-      </w:r>
-      <w:r>
-        <w:rPr>
-          <w:rFonts w:hint="eastAsia" w:ascii="Times New Roman" w:hAnsi="Times New Roman" w:eastAsia="FangSong" w:cs="Times New Roman"/>
-        </w:rPr>
-        <w:t>曾用于</w:t>
-      </w:r>
-      <w:r>
-        <w:rPr>
-          <w:rFonts w:hint="eastAsia" w:ascii="Times New Roman" w:hAnsi="Times New Roman" w:eastAsia="Times New Roman" w:cs="Times New Roman"/>
-        </w:rPr>
-        <w:t>：</w:t>
-      </w:r>
-      <w:r>
-        <w:rPr>
-          <w:rFonts w:hint="eastAsia" w:ascii="Times New Roman" w:hAnsi="Times New Roman" w:eastAsia="FangSong" w:cs="Times New Roman"/>
-        </w:rPr>
-        <w:t>第一轮原理</w:t>
-      </w:r>
-      <w:r>
-        <w:rPr>
-          <w:rFonts w:hint="eastAsia" w:ascii="Times New Roman" w:hAnsi="Times New Roman" w:eastAsia="Times New Roman" w:cs="Times New Roman"/>
-        </w:rPr>
-        <w:t>·7-</w:t>
-      </w:r>
-      <w:r>
-        <w:rPr>
-          <w:rFonts w:hint="eastAsia" w:ascii="Times New Roman" w:hAnsi="Times New Roman" w:eastAsia="FangSong" w:cs="Times New Roman"/>
-        </w:rPr>
-        <w:t>沉淀溶解平衡</w:t>
-      </w:r>
-      <w:r>
-        <w:rPr>
-          <w:rFonts w:hint="eastAsia" w:ascii="Times New Roman" w:hAnsi="Times New Roman" w:eastAsia="Times New Roman" w:cs="Times New Roman"/>
-        </w:rPr>
-        <w:t>（</w:t>
-      </w:r>
-      <w:r>
-        <w:rPr>
-          <w:rFonts w:hint="eastAsia" w:ascii="Times New Roman" w:hAnsi="Times New Roman" w:eastAsia="FangSong" w:cs="Times New Roman"/>
-        </w:rPr>
-        <w:t>教师版</w:t>
-      </w:r>
-      <w:r>
-        <w:rPr>
-          <w:rFonts w:hint="eastAsia" w:ascii="Times New Roman" w:hAnsi="Times New Roman" w:eastAsia="Times New Roman" w:cs="Times New Roman"/>
-        </w:rPr>
-        <w:t>）</w:t>
-      </w:r>
     </w:p>
     <w:p>
       <w:pPr>
@@ -8957,78 +8435,6 @@
           <w:rFonts w:hint="eastAsia" w:ascii="Times New Roman" w:hAnsi="Times New Roman" w:eastAsia="FangSong" w:cs="Times New Roman"/>
         </w:rPr>
         <w:t>第二分册</w:t>
-      </w:r>
-      <w:r>
-        <w:rPr>
-          <w:rFonts w:ascii="Times New Roman" w:hAnsi="Times New Roman" w:eastAsia="Times New Roman" w:cs="Times New Roman"/>
-        </w:rPr>
-        <w:t xml:space="preserve"> </w:t>
-      </w:r>
-      <w:r>
-        <w:rPr>
-          <w:rFonts w:hint="eastAsia" w:ascii="Times New Roman" w:hAnsi="Times New Roman" w:eastAsia="FangSong" w:cs="Times New Roman"/>
-        </w:rPr>
-        <w:t>曾用于</w:t>
-      </w:r>
-      <w:r>
-        <w:rPr>
-          <w:rFonts w:hint="eastAsia" w:ascii="Times New Roman" w:hAnsi="Times New Roman" w:eastAsia="Times New Roman" w:cs="Times New Roman"/>
-        </w:rPr>
-        <w:t>：</w:t>
-      </w:r>
-      <w:r>
-        <w:rPr>
-          <w:rFonts w:hint="eastAsia" w:ascii="Times New Roman" w:hAnsi="Times New Roman" w:eastAsia="FangSong" w:cs="Times New Roman"/>
-        </w:rPr>
-        <w:t>二分册专项卷</w:t>
-      </w:r>
-      <w:r>
-        <w:rPr>
-          <w:rFonts w:hint="eastAsia" w:ascii="Times New Roman" w:hAnsi="Times New Roman" w:eastAsia="Times New Roman" w:cs="Times New Roman"/>
-        </w:rPr>
-        <w:t>III,</w:t>
-      </w:r>
-      <w:r>
-        <w:rPr>
-          <w:rFonts w:ascii="Times New Roman" w:hAnsi="Times New Roman" w:eastAsia="Times New Roman" w:cs="Times New Roman"/>
-        </w:rPr>
-        <w:t xml:space="preserve"> </w:t>
-      </w:r>
-      <w:r>
-        <w:rPr>
-          <w:rFonts w:hint="eastAsia" w:ascii="Times New Roman" w:hAnsi="Times New Roman" w:eastAsia="FangSong" w:cs="Times New Roman"/>
-        </w:rPr>
-        <w:t>第一轮原理</w:t>
-      </w:r>
-      <w:r>
-        <w:rPr>
-          <w:rFonts w:hint="eastAsia" w:ascii="Times New Roman" w:hAnsi="Times New Roman" w:eastAsia="Times New Roman" w:cs="Times New Roman"/>
-        </w:rPr>
-        <w:t>·7-</w:t>
-      </w:r>
-      <w:r>
-        <w:rPr>
-          <w:rFonts w:hint="eastAsia" w:ascii="Times New Roman" w:hAnsi="Times New Roman" w:eastAsia="FangSong" w:cs="Times New Roman"/>
-        </w:rPr>
-        <w:t>沉淀溶解平衡</w:t>
-      </w:r>
-      <w:r>
-        <w:rPr>
-          <w:rFonts w:hint="eastAsia" w:ascii="Times New Roman" w:hAnsi="Times New Roman" w:eastAsia="Times New Roman" w:cs="Times New Roman"/>
-        </w:rPr>
-        <w:t>（</w:t>
-      </w:r>
-      <w:r>
-        <w:rPr>
-          <w:rFonts w:hint="eastAsia" w:ascii="Times New Roman" w:hAnsi="Times New Roman" w:eastAsia="FangSong" w:cs="Times New Roman"/>
-        </w:rPr>
-        <w:t>教师版</w:t>
-      </w:r>
-      <w:r>
-        <w:rPr>
-          <w:rFonts w:hint="eastAsia" w:ascii="Times New Roman" w:hAnsi="Times New Roman" w:eastAsia="Times New Roman" w:cs="Times New Roman"/>
-        </w:rPr>
-        <w:t>）</w:t>
       </w:r>
     </w:p>
     <w:p>
@@ -10476,60 +9882,6 @@
         </w:rPr>
         <w:t>赵鑫光竞赛笔记</w:t>
       </w:r>
-      <w:r>
-        <w:rPr>
-          <w:rFonts w:ascii="Times New Roman" w:hAnsi="Times New Roman" w:eastAsia="Times New Roman" w:cs="Times New Roman"/>
-        </w:rPr>
-        <w:t xml:space="preserve"> </w:t>
-      </w:r>
-      <w:r>
-        <w:rPr>
-          <w:rFonts w:hint="eastAsia" w:ascii="Times New Roman" w:hAnsi="Times New Roman" w:eastAsia="FangSong" w:cs="Times New Roman"/>
-        </w:rPr>
-        <w:t>曾用于</w:t>
-      </w:r>
-      <w:r>
-        <w:rPr>
-          <w:rFonts w:hint="eastAsia" w:ascii="Times New Roman" w:hAnsi="Times New Roman" w:eastAsia="Times New Roman" w:cs="Times New Roman"/>
-        </w:rPr>
-        <w:t>：</w:t>
-      </w:r>
-      <w:r>
-        <w:rPr>
-          <w:rFonts w:hint="eastAsia" w:ascii="Times New Roman" w:hAnsi="Times New Roman" w:eastAsia="FangSong" w:cs="Times New Roman"/>
-        </w:rPr>
-        <w:t>第一轮原理</w:t>
-      </w:r>
-      <w:r>
-        <w:rPr>
-          <w:rFonts w:hint="eastAsia" w:ascii="Times New Roman" w:hAnsi="Times New Roman" w:eastAsia="Times New Roman" w:cs="Times New Roman"/>
-        </w:rPr>
-        <w:t>·7-</w:t>
-      </w:r>
-      <w:r>
-        <w:rPr>
-          <w:rFonts w:hint="eastAsia" w:ascii="Times New Roman" w:hAnsi="Times New Roman" w:eastAsia="FangSong" w:cs="Times New Roman"/>
-        </w:rPr>
-        <w:t>沉淀溶解平衡</w:t>
-      </w:r>
-      <w:r>
-        <w:rPr>
-          <w:rFonts w:hint="eastAsia" w:ascii="Times New Roman" w:hAnsi="Times New Roman" w:eastAsia="Times New Roman" w:cs="Times New Roman"/>
-        </w:rPr>
-        <w:t>（</w:t>
-      </w:r>
-      <w:r>
-        <w:rPr>
-          <w:rFonts w:hint="eastAsia" w:ascii="Times New Roman" w:hAnsi="Times New Roman" w:eastAsia="FangSong" w:cs="Times New Roman"/>
-        </w:rPr>
-        <w:t>教师版</w:t>
-      </w:r>
-      <w:r>
-        <w:rPr>
-          <w:rFonts w:hint="eastAsia" w:ascii="Times New Roman" w:hAnsi="Times New Roman" w:eastAsia="Times New Roman" w:cs="Times New Roman"/>
-        </w:rPr>
-        <w:t>）</w:t>
-      </w:r>
     </w:p>
     <w:p>
       <w:pPr>
@@ -12509,60 +11861,6 @@
           <w:rFonts w:hint="eastAsia" w:ascii="Times New Roman" w:hAnsi="Times New Roman" w:eastAsia="FangSong" w:cs="Times New Roman"/>
         </w:rPr>
         <w:t>届决赛</w:t>
-      </w:r>
-      <w:r>
-        <w:rPr>
-          <w:rFonts w:ascii="Times New Roman" w:hAnsi="Times New Roman" w:eastAsia="Times New Roman" w:cs="Times New Roman"/>
-        </w:rPr>
-        <w:t xml:space="preserve"> </w:t>
-      </w:r>
-      <w:r>
-        <w:rPr>
-          <w:rFonts w:hint="eastAsia" w:ascii="Times New Roman" w:hAnsi="Times New Roman" w:eastAsia="FangSong" w:cs="Times New Roman"/>
-        </w:rPr>
-        <w:t>曾用于</w:t>
-      </w:r>
-      <w:r>
-        <w:rPr>
-          <w:rFonts w:hint="eastAsia" w:ascii="Times New Roman" w:hAnsi="Times New Roman" w:eastAsia="Times New Roman" w:cs="Times New Roman"/>
-        </w:rPr>
-        <w:t>：</w:t>
-      </w:r>
-      <w:r>
-        <w:rPr>
-          <w:rFonts w:hint="eastAsia" w:ascii="Times New Roman" w:hAnsi="Times New Roman" w:eastAsia="FangSong" w:cs="Times New Roman"/>
-        </w:rPr>
-        <w:t>第一轮原理</w:t>
-      </w:r>
-      <w:r>
-        <w:rPr>
-          <w:rFonts w:hint="eastAsia" w:ascii="Times New Roman" w:hAnsi="Times New Roman" w:eastAsia="Times New Roman" w:cs="Times New Roman"/>
-        </w:rPr>
-        <w:t>·7-</w:t>
-      </w:r>
-      <w:r>
-        <w:rPr>
-          <w:rFonts w:hint="eastAsia" w:ascii="Times New Roman" w:hAnsi="Times New Roman" w:eastAsia="FangSong" w:cs="Times New Roman"/>
-        </w:rPr>
-        <w:t>沉淀溶解平衡</w:t>
-      </w:r>
-      <w:r>
-        <w:rPr>
-          <w:rFonts w:hint="eastAsia" w:ascii="Times New Roman" w:hAnsi="Times New Roman" w:eastAsia="Times New Roman" w:cs="Times New Roman"/>
-        </w:rPr>
-        <w:t>（</w:t>
-      </w:r>
-      <w:r>
-        <w:rPr>
-          <w:rFonts w:hint="eastAsia" w:ascii="Times New Roman" w:hAnsi="Times New Roman" w:eastAsia="FangSong" w:cs="Times New Roman"/>
-        </w:rPr>
-        <w:t>教师版</w:t>
-      </w:r>
-      <w:r>
-        <w:rPr>
-          <w:rFonts w:hint="eastAsia" w:ascii="Times New Roman" w:hAnsi="Times New Roman" w:eastAsia="Times New Roman" w:cs="Times New Roman"/>
-        </w:rPr>
-        <w:t>）</w:t>
       </w:r>
     </w:p>
     <w:p>
@@ -16029,60 +15327,6 @@
           <w:rFonts w:hint="eastAsia" w:ascii="Times New Roman" w:hAnsi="Times New Roman" w:eastAsia="FangSong" w:cs="Times New Roman"/>
         </w:rPr>
         <w:t>届决赛</w:t>
-      </w:r>
-      <w:r>
-        <w:rPr>
-          <w:rFonts w:ascii="Times New Roman" w:hAnsi="Times New Roman" w:eastAsia="Times New Roman" w:cs="Times New Roman"/>
-        </w:rPr>
-        <w:t xml:space="preserve"> </w:t>
-      </w:r>
-      <w:r>
-        <w:rPr>
-          <w:rFonts w:hint="eastAsia" w:ascii="Times New Roman" w:hAnsi="Times New Roman" w:eastAsia="FangSong" w:cs="Times New Roman"/>
-        </w:rPr>
-        <w:t>曾用于</w:t>
-      </w:r>
-      <w:r>
-        <w:rPr>
-          <w:rFonts w:hint="eastAsia" w:ascii="Times New Roman" w:hAnsi="Times New Roman" w:eastAsia="Times New Roman" w:cs="Times New Roman"/>
-        </w:rPr>
-        <w:t>：</w:t>
-      </w:r>
-      <w:r>
-        <w:rPr>
-          <w:rFonts w:hint="eastAsia" w:ascii="Times New Roman" w:hAnsi="Times New Roman" w:eastAsia="FangSong" w:cs="Times New Roman"/>
-        </w:rPr>
-        <w:t>第一轮原理</w:t>
-      </w:r>
-      <w:r>
-        <w:rPr>
-          <w:rFonts w:hint="eastAsia" w:ascii="Times New Roman" w:hAnsi="Times New Roman" w:eastAsia="Times New Roman" w:cs="Times New Roman"/>
-        </w:rPr>
-        <w:t>·7-</w:t>
-      </w:r>
-      <w:r>
-        <w:rPr>
-          <w:rFonts w:hint="eastAsia" w:ascii="Times New Roman" w:hAnsi="Times New Roman" w:eastAsia="FangSong" w:cs="Times New Roman"/>
-        </w:rPr>
-        <w:t>沉淀溶解平衡</w:t>
-      </w:r>
-      <w:r>
-        <w:rPr>
-          <w:rFonts w:hint="eastAsia" w:ascii="Times New Roman" w:hAnsi="Times New Roman" w:eastAsia="Times New Roman" w:cs="Times New Roman"/>
-        </w:rPr>
-        <w:t>（</w:t>
-      </w:r>
-      <w:r>
-        <w:rPr>
-          <w:rFonts w:hint="eastAsia" w:ascii="Times New Roman" w:hAnsi="Times New Roman" w:eastAsia="FangSong" w:cs="Times New Roman"/>
-        </w:rPr>
-        <w:t>教师版</w:t>
-      </w:r>
-      <w:r>
-        <w:rPr>
-          <w:rFonts w:hint="eastAsia" w:ascii="Times New Roman" w:hAnsi="Times New Roman" w:eastAsia="Times New Roman" w:cs="Times New Roman"/>
-        </w:rPr>
-        <w:t>）</w:t>
       </w:r>
     </w:p>
     <w:p>
@@ -20843,60 +20087,6 @@
         </w:rPr>
         <w:t>2021</w:t>
       </w:r>
-      <w:r>
-        <w:rPr>
-          <w:rFonts w:ascii="Times New Roman" w:hAnsi="Times New Roman" w:eastAsia="Times New Roman" w:cs="Times New Roman"/>
-        </w:rPr>
-        <w:t xml:space="preserve"> </w:t>
-      </w:r>
-      <w:r>
-        <w:rPr>
-          <w:rFonts w:hint="eastAsia" w:ascii="Times New Roman" w:hAnsi="Times New Roman" w:eastAsia="FangSong" w:cs="Times New Roman"/>
-        </w:rPr>
-        <w:t>曾用于</w:t>
-      </w:r>
-      <w:r>
-        <w:rPr>
-          <w:rFonts w:hint="eastAsia" w:ascii="Times New Roman" w:hAnsi="Times New Roman" w:eastAsia="Times New Roman" w:cs="Times New Roman"/>
-        </w:rPr>
-        <w:t>：</w:t>
-      </w:r>
-      <w:r>
-        <w:rPr>
-          <w:rFonts w:hint="eastAsia" w:ascii="Times New Roman" w:hAnsi="Times New Roman" w:eastAsia="FangSong" w:cs="Times New Roman"/>
-        </w:rPr>
-        <w:t>第一轮原理</w:t>
-      </w:r>
-      <w:r>
-        <w:rPr>
-          <w:rFonts w:hint="eastAsia" w:ascii="Times New Roman" w:hAnsi="Times New Roman" w:eastAsia="Times New Roman" w:cs="Times New Roman"/>
-        </w:rPr>
-        <w:t>·7-</w:t>
-      </w:r>
-      <w:r>
-        <w:rPr>
-          <w:rFonts w:hint="eastAsia" w:ascii="Times New Roman" w:hAnsi="Times New Roman" w:eastAsia="FangSong" w:cs="Times New Roman"/>
-        </w:rPr>
-        <w:t>沉淀溶解平衡</w:t>
-      </w:r>
-      <w:r>
-        <w:rPr>
-          <w:rFonts w:hint="eastAsia" w:ascii="Times New Roman" w:hAnsi="Times New Roman" w:eastAsia="Times New Roman" w:cs="Times New Roman"/>
-        </w:rPr>
-        <w:t>（</w:t>
-      </w:r>
-      <w:r>
-        <w:rPr>
-          <w:rFonts w:hint="eastAsia" w:ascii="Times New Roman" w:hAnsi="Times New Roman" w:eastAsia="FangSong" w:cs="Times New Roman"/>
-        </w:rPr>
-        <w:t>教师版</w:t>
-      </w:r>
-      <w:r>
-        <w:rPr>
-          <w:rFonts w:hint="eastAsia" w:ascii="Times New Roman" w:hAnsi="Times New Roman" w:eastAsia="Times New Roman" w:cs="Times New Roman"/>
-        </w:rPr>
-        <w:t>）</w:t>
-      </w:r>
     </w:p>
     <w:p>
       <w:pPr>
@@ -21417,66 +20607,6 @@
           <w:rFonts w:hint="eastAsia" w:ascii="Times New Roman" w:hAnsi="Times New Roman" w:eastAsia="FangSong" w:cs="Times New Roman"/>
         </w:rPr>
         <w:t>化学能力测试</w:t>
-      </w:r>
-      <w:r>
-        <w:rPr>
-          <w:rFonts w:ascii="Times New Roman" w:hAnsi="Times New Roman" w:eastAsia="Times New Roman" w:cs="Times New Roman"/>
-        </w:rPr>
-        <w:t xml:space="preserve"> </w:t>
-      </w:r>
-      <w:r>
-        <w:rPr>
-          <w:rFonts w:hint="eastAsia" w:ascii="Times New Roman" w:hAnsi="Times New Roman" w:eastAsia="FangSong" w:cs="Times New Roman"/>
-        </w:rPr>
-        <w:t>曾用于</w:t>
-      </w:r>
-      <w:r>
-        <w:rPr>
-          <w:rFonts w:hint="eastAsia" w:ascii="Times New Roman" w:hAnsi="Times New Roman" w:eastAsia="Times New Roman" w:cs="Times New Roman"/>
-        </w:rPr>
-        <w:t>：</w:t>
-      </w:r>
-      <w:r>
-        <w:rPr>
-          <w:rFonts w:hint="eastAsia" w:ascii="Times New Roman" w:hAnsi="Times New Roman" w:eastAsia="FangSong" w:cs="Times New Roman"/>
-        </w:rPr>
-        <w:t>综合模拟卷</w:t>
-      </w:r>
-      <w:r>
-        <w:rPr>
-          <w:rFonts w:hint="eastAsia" w:ascii="Times New Roman" w:hAnsi="Times New Roman" w:eastAsia="Times New Roman" w:cs="Times New Roman"/>
-        </w:rPr>
-        <w:t>IV,</w:t>
-      </w:r>
-      <w:r>
-        <w:rPr>
-          <w:rFonts w:ascii="Times New Roman" w:hAnsi="Times New Roman" w:eastAsia="Times New Roman" w:cs="Times New Roman"/>
-        </w:rPr>
-        <w:t xml:space="preserve"> </w:t>
-      </w:r>
-      <w:r>
-        <w:rPr>
-          <w:rFonts w:hint="eastAsia" w:ascii="Times New Roman" w:hAnsi="Times New Roman" w:eastAsia="FangSong" w:cs="Times New Roman"/>
-        </w:rPr>
-        <w:t>第一轮综合卷</w:t>
-      </w:r>
-      <w:r>
-        <w:rPr>
-          <w:rFonts w:hint="eastAsia" w:ascii="Times New Roman" w:hAnsi="Times New Roman" w:eastAsia="Times New Roman" w:cs="Times New Roman"/>
-        </w:rPr>
-        <w:t>01（</w:t>
-      </w:r>
-      <w:r>
-        <w:rPr>
-          <w:rFonts w:hint="eastAsia" w:ascii="Times New Roman" w:hAnsi="Times New Roman" w:eastAsia="FangSong" w:cs="Times New Roman"/>
-        </w:rPr>
-        <w:t>教师版</w:t>
-      </w:r>
-      <w:r>
-        <w:rPr>
-          <w:rFonts w:hint="eastAsia" w:ascii="Times New Roman" w:hAnsi="Times New Roman" w:eastAsia="Times New Roman" w:cs="Times New Roman"/>
-        </w:rPr>
-        <w:t>）</w:t>
       </w:r>
     </w:p>
     <w:p>
@@ -24202,60 +23332,6 @@
           <w:rFonts w:hint="eastAsia" w:ascii="Times New Roman" w:hAnsi="Times New Roman" w:eastAsia="FangSong" w:cs="Times New Roman"/>
         </w:rPr>
         <w:t>化学能力测试</w:t>
-      </w:r>
-      <w:r>
-        <w:rPr>
-          <w:rFonts w:ascii="Times New Roman" w:hAnsi="Times New Roman" w:eastAsia="Times New Roman" w:cs="Times New Roman"/>
-        </w:rPr>
-        <w:t xml:space="preserve"> </w:t>
-      </w:r>
-      <w:r>
-        <w:rPr>
-          <w:rFonts w:hint="eastAsia" w:ascii="Times New Roman" w:hAnsi="Times New Roman" w:eastAsia="FangSong" w:cs="Times New Roman"/>
-        </w:rPr>
-        <w:t>曾用于</w:t>
-      </w:r>
-      <w:r>
-        <w:rPr>
-          <w:rFonts w:hint="eastAsia" w:ascii="Times New Roman" w:hAnsi="Times New Roman" w:eastAsia="Times New Roman" w:cs="Times New Roman"/>
-        </w:rPr>
-        <w:t>：</w:t>
-      </w:r>
-      <w:r>
-        <w:rPr>
-          <w:rFonts w:hint="eastAsia" w:ascii="Times New Roman" w:hAnsi="Times New Roman" w:eastAsia="FangSong" w:cs="Times New Roman"/>
-        </w:rPr>
-        <w:t>第一轮原理</w:t>
-      </w:r>
-      <w:r>
-        <w:rPr>
-          <w:rFonts w:hint="eastAsia" w:ascii="Times New Roman" w:hAnsi="Times New Roman" w:eastAsia="Times New Roman" w:cs="Times New Roman"/>
-        </w:rPr>
-        <w:t>·6-</w:t>
-      </w:r>
-      <w:r>
-        <w:rPr>
-          <w:rFonts w:hint="eastAsia" w:ascii="Times New Roman" w:hAnsi="Times New Roman" w:eastAsia="FangSong" w:cs="Times New Roman"/>
-        </w:rPr>
-        <w:t>酸碱理论</w:t>
-      </w:r>
-      <w:r>
-        <w:rPr>
-          <w:rFonts w:hint="eastAsia" w:ascii="Times New Roman" w:hAnsi="Times New Roman" w:eastAsia="Times New Roman" w:cs="Times New Roman"/>
-        </w:rPr>
-        <w:t>（</w:t>
-      </w:r>
-      <w:r>
-        <w:rPr>
-          <w:rFonts w:hint="eastAsia" w:ascii="Times New Roman" w:hAnsi="Times New Roman" w:eastAsia="FangSong" w:cs="Times New Roman"/>
-        </w:rPr>
-        <w:t>教师版</w:t>
-      </w:r>
-      <w:r>
-        <w:rPr>
-          <w:rFonts w:hint="eastAsia" w:ascii="Times New Roman" w:hAnsi="Times New Roman" w:eastAsia="Times New Roman" w:cs="Times New Roman"/>
-        </w:rPr>
-        <w:t>）</w:t>
       </w:r>
     </w:p>
     <w:p>
@@ -26775,60 +25851,6 @@
         </w:rPr>
         <w:t>化学能力测试</w:t>
       </w:r>
-      <w:r>
-        <w:rPr>
-          <w:rFonts w:ascii="Times New Roman" w:hAnsi="Times New Roman" w:eastAsia="Times New Roman" w:cs="Times New Roman"/>
-        </w:rPr>
-        <w:t xml:space="preserve"> </w:t>
-      </w:r>
-      <w:r>
-        <w:rPr>
-          <w:rFonts w:hint="eastAsia" w:ascii="Times New Roman" w:hAnsi="Times New Roman" w:eastAsia="FangSong" w:cs="Times New Roman"/>
-        </w:rPr>
-        <w:t>曾用于</w:t>
-      </w:r>
-      <w:r>
-        <w:rPr>
-          <w:rFonts w:hint="eastAsia" w:ascii="Times New Roman" w:hAnsi="Times New Roman" w:eastAsia="Times New Roman" w:cs="Times New Roman"/>
-        </w:rPr>
-        <w:t>：</w:t>
-      </w:r>
-      <w:r>
-        <w:rPr>
-          <w:rFonts w:hint="eastAsia" w:ascii="Times New Roman" w:hAnsi="Times New Roman" w:eastAsia="FangSong" w:cs="Times New Roman"/>
-        </w:rPr>
-        <w:t>第一轮原理</w:t>
-      </w:r>
-      <w:r>
-        <w:rPr>
-          <w:rFonts w:hint="eastAsia" w:ascii="Times New Roman" w:hAnsi="Times New Roman" w:eastAsia="Times New Roman" w:cs="Times New Roman"/>
-        </w:rPr>
-        <w:t>·6-</w:t>
-      </w:r>
-      <w:r>
-        <w:rPr>
-          <w:rFonts w:hint="eastAsia" w:ascii="Times New Roman" w:hAnsi="Times New Roman" w:eastAsia="FangSong" w:cs="Times New Roman"/>
-        </w:rPr>
-        <w:t>酸碱理论</w:t>
-      </w:r>
-      <w:r>
-        <w:rPr>
-          <w:rFonts w:hint="eastAsia" w:ascii="Times New Roman" w:hAnsi="Times New Roman" w:eastAsia="Times New Roman" w:cs="Times New Roman"/>
-        </w:rPr>
-        <w:t>（</w:t>
-      </w:r>
-      <w:r>
-        <w:rPr>
-          <w:rFonts w:hint="eastAsia" w:ascii="Times New Roman" w:hAnsi="Times New Roman" w:eastAsia="FangSong" w:cs="Times New Roman"/>
-        </w:rPr>
-        <w:t>教师版</w:t>
-      </w:r>
-      <w:r>
-        <w:rPr>
-          <w:rFonts w:hint="eastAsia" w:ascii="Times New Roman" w:hAnsi="Times New Roman" w:eastAsia="Times New Roman" w:cs="Times New Roman"/>
-        </w:rPr>
-        <w:t>）</w:t>
-      </w:r>
     </w:p>
     <w:p>
       <w:pPr>
@@ -29300,66 +28322,6 @@
           <w:rFonts w:hint="eastAsia" w:ascii="Times New Roman" w:hAnsi="Times New Roman" w:eastAsia="FangSong" w:cs="Times New Roman"/>
         </w:rPr>
         <w:t>化学能力测试</w:t>
-      </w:r>
-      <w:r>
-        <w:rPr>
-          <w:rFonts w:ascii="Times New Roman" w:hAnsi="Times New Roman" w:eastAsia="Times New Roman" w:cs="Times New Roman"/>
-        </w:rPr>
-        <w:t xml:space="preserve"> </w:t>
-      </w:r>
-      <w:r>
-        <w:rPr>
-          <w:rFonts w:hint="eastAsia" w:ascii="Times New Roman" w:hAnsi="Times New Roman" w:eastAsia="FangSong" w:cs="Times New Roman"/>
-        </w:rPr>
-        <w:t>曾用于</w:t>
-      </w:r>
-      <w:r>
-        <w:rPr>
-          <w:rFonts w:hint="eastAsia" w:ascii="Times New Roman" w:hAnsi="Times New Roman" w:eastAsia="Times New Roman" w:cs="Times New Roman"/>
-        </w:rPr>
-        <w:t>：</w:t>
-      </w:r>
-      <w:r>
-        <w:rPr>
-          <w:rFonts w:hint="eastAsia" w:ascii="Times New Roman" w:hAnsi="Times New Roman" w:eastAsia="FangSong" w:cs="Times New Roman"/>
-        </w:rPr>
-        <w:t>综合模拟卷</w:t>
-      </w:r>
-      <w:r>
-        <w:rPr>
-          <w:rFonts w:hint="eastAsia" w:ascii="Times New Roman" w:hAnsi="Times New Roman" w:eastAsia="Times New Roman" w:cs="Times New Roman"/>
-        </w:rPr>
-        <w:t>III,</w:t>
-      </w:r>
-      <w:r>
-        <w:rPr>
-          <w:rFonts w:ascii="Times New Roman" w:hAnsi="Times New Roman" w:eastAsia="Times New Roman" w:cs="Times New Roman"/>
-        </w:rPr>
-        <w:t xml:space="preserve"> </w:t>
-      </w:r>
-      <w:r>
-        <w:rPr>
-          <w:rFonts w:hint="eastAsia" w:ascii="Times New Roman" w:hAnsi="Times New Roman" w:eastAsia="FangSong" w:cs="Times New Roman"/>
-        </w:rPr>
-        <w:t>第一轮综合卷</w:t>
-      </w:r>
-      <w:r>
-        <w:rPr>
-          <w:rFonts w:hint="eastAsia" w:ascii="Times New Roman" w:hAnsi="Times New Roman" w:eastAsia="Times New Roman" w:cs="Times New Roman"/>
-        </w:rPr>
-        <w:t>02（</w:t>
-      </w:r>
-      <w:r>
-        <w:rPr>
-          <w:rFonts w:hint="eastAsia" w:ascii="Times New Roman" w:hAnsi="Times New Roman" w:eastAsia="FangSong" w:cs="Times New Roman"/>
-        </w:rPr>
-        <w:t>教师版</w:t>
-      </w:r>
-      <w:r>
-        <w:rPr>
-          <w:rFonts w:hint="eastAsia" w:ascii="Times New Roman" w:hAnsi="Times New Roman" w:eastAsia="Times New Roman" w:cs="Times New Roman"/>
-        </w:rPr>
-        <w:t>）</w:t>
       </w:r>
     </w:p>
     <w:p>
@@ -31648,66 +30610,6 @@
         </w:rPr>
         <w:t>化学能力测试</w:t>
       </w:r>
-      <w:r>
-        <w:rPr>
-          <w:rFonts w:ascii="Times New Roman" w:hAnsi="Times New Roman" w:eastAsia="Times New Roman" w:cs="Times New Roman"/>
-        </w:rPr>
-        <w:t xml:space="preserve"> </w:t>
-      </w:r>
-      <w:r>
-        <w:rPr>
-          <w:rFonts w:hint="eastAsia" w:ascii="Times New Roman" w:hAnsi="Times New Roman" w:eastAsia="FangSong" w:cs="Times New Roman"/>
-        </w:rPr>
-        <w:t>曾用于</w:t>
-      </w:r>
-      <w:r>
-        <w:rPr>
-          <w:rFonts w:hint="eastAsia" w:ascii="Times New Roman" w:hAnsi="Times New Roman" w:eastAsia="Times New Roman" w:cs="Times New Roman"/>
-        </w:rPr>
-        <w:t>：</w:t>
-      </w:r>
-      <w:r>
-        <w:rPr>
-          <w:rFonts w:hint="eastAsia" w:ascii="Times New Roman" w:hAnsi="Times New Roman" w:eastAsia="FangSong" w:cs="Times New Roman"/>
-        </w:rPr>
-        <w:t>综合模拟卷</w:t>
-      </w:r>
-      <w:r>
-        <w:rPr>
-          <w:rFonts w:hint="eastAsia" w:ascii="Times New Roman" w:hAnsi="Times New Roman" w:eastAsia="Times New Roman" w:cs="Times New Roman"/>
-        </w:rPr>
-        <w:t>III,</w:t>
-      </w:r>
-      <w:r>
-        <w:rPr>
-          <w:rFonts w:ascii="Times New Roman" w:hAnsi="Times New Roman" w:eastAsia="Times New Roman" w:cs="Times New Roman"/>
-        </w:rPr>
-        <w:t xml:space="preserve"> </w:t>
-      </w:r>
-      <w:r>
-        <w:rPr>
-          <w:rFonts w:hint="eastAsia" w:ascii="Times New Roman" w:hAnsi="Times New Roman" w:eastAsia="FangSong" w:cs="Times New Roman"/>
-        </w:rPr>
-        <w:t>第一轮综合卷</w:t>
-      </w:r>
-      <w:r>
-        <w:rPr>
-          <w:rFonts w:hint="eastAsia" w:ascii="Times New Roman" w:hAnsi="Times New Roman" w:eastAsia="Times New Roman" w:cs="Times New Roman"/>
-        </w:rPr>
-        <w:t>03（</w:t>
-      </w:r>
-      <w:r>
-        <w:rPr>
-          <w:rFonts w:hint="eastAsia" w:ascii="Times New Roman" w:hAnsi="Times New Roman" w:eastAsia="FangSong" w:cs="Times New Roman"/>
-        </w:rPr>
-        <w:t>教师版</w:t>
-      </w:r>
-      <w:r>
-        <w:rPr>
-          <w:rFonts w:hint="eastAsia" w:ascii="Times New Roman" w:hAnsi="Times New Roman" w:eastAsia="Times New Roman" w:cs="Times New Roman"/>
-        </w:rPr>
-        <w:t>）</w:t>
-      </w:r>
     </w:p>
     <w:p>
       <w:pPr>
@@ -34243,66 +33145,6 @@
         </w:rPr>
         <w:t>化学能力测试</w:t>
       </w:r>
-      <w:r>
-        <w:rPr>
-          <w:rFonts w:ascii="Times New Roman" w:hAnsi="Times New Roman" w:eastAsia="Times New Roman" w:cs="Times New Roman"/>
-        </w:rPr>
-        <w:t xml:space="preserve"> </w:t>
-      </w:r>
-      <w:r>
-        <w:rPr>
-          <w:rFonts w:hint="eastAsia" w:ascii="Times New Roman" w:hAnsi="Times New Roman" w:eastAsia="FangSong" w:cs="Times New Roman"/>
-        </w:rPr>
-        <w:t>曾用于</w:t>
-      </w:r>
-      <w:r>
-        <w:rPr>
-          <w:rFonts w:hint="eastAsia" w:ascii="Times New Roman" w:hAnsi="Times New Roman" w:eastAsia="Times New Roman" w:cs="Times New Roman"/>
-        </w:rPr>
-        <w:t>：</w:t>
-      </w:r>
-      <w:r>
-        <w:rPr>
-          <w:rFonts w:hint="eastAsia" w:ascii="Times New Roman" w:hAnsi="Times New Roman" w:eastAsia="FangSong" w:cs="Times New Roman"/>
-        </w:rPr>
-        <w:t>综合模拟卷</w:t>
-      </w:r>
-      <w:r>
-        <w:rPr>
-          <w:rFonts w:hint="eastAsia" w:ascii="Times New Roman" w:hAnsi="Times New Roman" w:eastAsia="Times New Roman" w:cs="Times New Roman"/>
-        </w:rPr>
-        <w:t>IV,</w:t>
-      </w:r>
-      <w:r>
-        <w:rPr>
-          <w:rFonts w:ascii="Times New Roman" w:hAnsi="Times New Roman" w:eastAsia="Times New Roman" w:cs="Times New Roman"/>
-        </w:rPr>
-        <w:t xml:space="preserve"> </w:t>
-      </w:r>
-      <w:r>
-        <w:rPr>
-          <w:rFonts w:hint="eastAsia" w:ascii="Times New Roman" w:hAnsi="Times New Roman" w:eastAsia="FangSong" w:cs="Times New Roman"/>
-        </w:rPr>
-        <w:t>第一轮综合卷</w:t>
-      </w:r>
-      <w:r>
-        <w:rPr>
-          <w:rFonts w:hint="eastAsia" w:ascii="Times New Roman" w:hAnsi="Times New Roman" w:eastAsia="Times New Roman" w:cs="Times New Roman"/>
-        </w:rPr>
-        <w:t>04（</w:t>
-      </w:r>
-      <w:r>
-        <w:rPr>
-          <w:rFonts w:hint="eastAsia" w:ascii="Times New Roman" w:hAnsi="Times New Roman" w:eastAsia="FangSong" w:cs="Times New Roman"/>
-        </w:rPr>
-        <w:t>教师版</w:t>
-      </w:r>
-      <w:r>
-        <w:rPr>
-          <w:rFonts w:hint="eastAsia" w:ascii="Times New Roman" w:hAnsi="Times New Roman" w:eastAsia="Times New Roman" w:cs="Times New Roman"/>
-        </w:rPr>
-        <w:t>）</w:t>
-      </w:r>
     </w:p>
     <w:p>
       <w:pPr>
@@ -36033,66 +34875,6 @@
           <w:rFonts w:hint="eastAsia" w:ascii="Times New Roman" w:hAnsi="Times New Roman" w:eastAsia="FangSong" w:cs="Times New Roman"/>
         </w:rPr>
         <w:t>化学能力测试</w:t>
-      </w:r>
-      <w:r>
-        <w:rPr>
-          <w:rFonts w:ascii="Times New Roman" w:hAnsi="Times New Roman" w:eastAsia="Times New Roman" w:cs="Times New Roman"/>
-        </w:rPr>
-        <w:t xml:space="preserve"> </w:t>
-      </w:r>
-      <w:r>
-        <w:rPr>
-          <w:rFonts w:hint="eastAsia" w:ascii="Times New Roman" w:hAnsi="Times New Roman" w:eastAsia="FangSong" w:cs="Times New Roman"/>
-        </w:rPr>
-        <w:t>曾用于</w:t>
-      </w:r>
-      <w:r>
-        <w:rPr>
-          <w:rFonts w:hint="eastAsia" w:ascii="Times New Roman" w:hAnsi="Times New Roman" w:eastAsia="Times New Roman" w:cs="Times New Roman"/>
-        </w:rPr>
-        <w:t>：</w:t>
-      </w:r>
-      <w:r>
-        <w:rPr>
-          <w:rFonts w:hint="eastAsia" w:ascii="Times New Roman" w:hAnsi="Times New Roman" w:eastAsia="FangSong" w:cs="Times New Roman"/>
-        </w:rPr>
-        <w:t>综合模拟卷</w:t>
-      </w:r>
-      <w:r>
-        <w:rPr>
-          <w:rFonts w:hint="eastAsia" w:ascii="Times New Roman" w:hAnsi="Times New Roman" w:eastAsia="Times New Roman" w:cs="Times New Roman"/>
-        </w:rPr>
-        <w:t>V,</w:t>
-      </w:r>
-      <w:r>
-        <w:rPr>
-          <w:rFonts w:ascii="Times New Roman" w:hAnsi="Times New Roman" w:eastAsia="Times New Roman" w:cs="Times New Roman"/>
-        </w:rPr>
-        <w:t xml:space="preserve"> </w:t>
-      </w:r>
-      <w:r>
-        <w:rPr>
-          <w:rFonts w:hint="eastAsia" w:ascii="Times New Roman" w:hAnsi="Times New Roman" w:eastAsia="FangSong" w:cs="Times New Roman"/>
-        </w:rPr>
-        <w:t>第一轮综合卷</w:t>
-      </w:r>
-      <w:r>
-        <w:rPr>
-          <w:rFonts w:hint="eastAsia" w:ascii="Times New Roman" w:hAnsi="Times New Roman" w:eastAsia="Times New Roman" w:cs="Times New Roman"/>
-        </w:rPr>
-        <w:t>05（</w:t>
-      </w:r>
-      <w:r>
-        <w:rPr>
-          <w:rFonts w:hint="eastAsia" w:ascii="Times New Roman" w:hAnsi="Times New Roman" w:eastAsia="FangSong" w:cs="Times New Roman"/>
-        </w:rPr>
-        <w:t>教师版</w:t>
-      </w:r>
-      <w:r>
-        <w:rPr>
-          <w:rFonts w:hint="eastAsia" w:ascii="Times New Roman" w:hAnsi="Times New Roman" w:eastAsia="Times New Roman" w:cs="Times New Roman"/>
-        </w:rPr>
-        <w:t>）</w:t>
       </w:r>
     </w:p>
     <w:p>
@@ -37550,60 +36332,6 @@
           <w:rFonts w:hint="eastAsia" w:ascii="Times New Roman" w:hAnsi="Times New Roman" w:eastAsia="FangSong" w:cs="Times New Roman"/>
         </w:rPr>
         <w:t>化学能力测试</w:t>
-      </w:r>
-      <w:r>
-        <w:rPr>
-          <w:rFonts w:ascii="Times New Roman" w:hAnsi="Times New Roman" w:eastAsia="Times New Roman" w:cs="Times New Roman"/>
-        </w:rPr>
-        <w:t xml:space="preserve"> </w:t>
-      </w:r>
-      <w:r>
-        <w:rPr>
-          <w:rFonts w:hint="eastAsia" w:ascii="Times New Roman" w:hAnsi="Times New Roman" w:eastAsia="FangSong" w:cs="Times New Roman"/>
-        </w:rPr>
-        <w:t>曾用于</w:t>
-      </w:r>
-      <w:r>
-        <w:rPr>
-          <w:rFonts w:hint="eastAsia" w:ascii="Times New Roman" w:hAnsi="Times New Roman" w:eastAsia="Times New Roman" w:cs="Times New Roman"/>
-        </w:rPr>
-        <w:t>：</w:t>
-      </w:r>
-      <w:r>
-        <w:rPr>
-          <w:rFonts w:hint="eastAsia" w:ascii="Times New Roman" w:hAnsi="Times New Roman" w:eastAsia="FangSong" w:cs="Times New Roman"/>
-        </w:rPr>
-        <w:t>第一轮原理</w:t>
-      </w:r>
-      <w:r>
-        <w:rPr>
-          <w:rFonts w:hint="eastAsia" w:ascii="Times New Roman" w:hAnsi="Times New Roman" w:eastAsia="Times New Roman" w:cs="Times New Roman"/>
-        </w:rPr>
-        <w:t>·6-</w:t>
-      </w:r>
-      <w:r>
-        <w:rPr>
-          <w:rFonts w:hint="eastAsia" w:ascii="Times New Roman" w:hAnsi="Times New Roman" w:eastAsia="FangSong" w:cs="Times New Roman"/>
-        </w:rPr>
-        <w:t>酸碱理论</w:t>
-      </w:r>
-      <w:r>
-        <w:rPr>
-          <w:rFonts w:hint="eastAsia" w:ascii="Times New Roman" w:hAnsi="Times New Roman" w:eastAsia="Times New Roman" w:cs="Times New Roman"/>
-        </w:rPr>
-        <w:t>（</w:t>
-      </w:r>
-      <w:r>
-        <w:rPr>
-          <w:rFonts w:hint="eastAsia" w:ascii="Times New Roman" w:hAnsi="Times New Roman" w:eastAsia="FangSong" w:cs="Times New Roman"/>
-        </w:rPr>
-        <w:t>教师版</w:t>
-      </w:r>
-      <w:r>
-        <w:rPr>
-          <w:rFonts w:hint="eastAsia" w:ascii="Times New Roman" w:hAnsi="Times New Roman" w:eastAsia="Times New Roman" w:cs="Times New Roman"/>
-        </w:rPr>
-        <w:t>）</w:t>
       </w:r>
     </w:p>
     <w:p>
@@ -40627,60 +39355,6 @@
         </w:rPr>
         <w:t>化学能力测试</w:t>
       </w:r>
-      <w:r>
-        <w:rPr>
-          <w:rFonts w:ascii="Times New Roman" w:hAnsi="Times New Roman" w:eastAsia="Times New Roman" w:cs="Times New Roman"/>
-        </w:rPr>
-        <w:t xml:space="preserve"> </w:t>
-      </w:r>
-      <w:r>
-        <w:rPr>
-          <w:rFonts w:hint="eastAsia" w:ascii="Times New Roman" w:hAnsi="Times New Roman" w:eastAsia="FangSong" w:cs="Times New Roman"/>
-        </w:rPr>
-        <w:t>曾用于</w:t>
-      </w:r>
-      <w:r>
-        <w:rPr>
-          <w:rFonts w:hint="eastAsia" w:ascii="Times New Roman" w:hAnsi="Times New Roman" w:eastAsia="Times New Roman" w:cs="Times New Roman"/>
-        </w:rPr>
-        <w:t>：</w:t>
-      </w:r>
-      <w:r>
-        <w:rPr>
-          <w:rFonts w:hint="eastAsia" w:ascii="Times New Roman" w:hAnsi="Times New Roman" w:eastAsia="FangSong" w:cs="Times New Roman"/>
-        </w:rPr>
-        <w:t>第一轮原理</w:t>
-      </w:r>
-      <w:r>
-        <w:rPr>
-          <w:rFonts w:hint="eastAsia" w:ascii="Times New Roman" w:hAnsi="Times New Roman" w:eastAsia="Times New Roman" w:cs="Times New Roman"/>
-        </w:rPr>
-        <w:t>·6-</w:t>
-      </w:r>
-      <w:r>
-        <w:rPr>
-          <w:rFonts w:hint="eastAsia" w:ascii="Times New Roman" w:hAnsi="Times New Roman" w:eastAsia="FangSong" w:cs="Times New Roman"/>
-        </w:rPr>
-        <w:t>酸碱理论</w:t>
-      </w:r>
-      <w:r>
-        <w:rPr>
-          <w:rFonts w:hint="eastAsia" w:ascii="Times New Roman" w:hAnsi="Times New Roman" w:eastAsia="Times New Roman" w:cs="Times New Roman"/>
-        </w:rPr>
-        <w:t>（</w:t>
-      </w:r>
-      <w:r>
-        <w:rPr>
-          <w:rFonts w:hint="eastAsia" w:ascii="Times New Roman" w:hAnsi="Times New Roman" w:eastAsia="FangSong" w:cs="Times New Roman"/>
-        </w:rPr>
-        <w:t>教师版</w:t>
-      </w:r>
-      <w:r>
-        <w:rPr>
-          <w:rFonts w:hint="eastAsia" w:ascii="Times New Roman" w:hAnsi="Times New Roman" w:eastAsia="Times New Roman" w:cs="Times New Roman"/>
-        </w:rPr>
-        <w:t>）</w:t>
-      </w:r>
     </w:p>
     <w:p>
       <w:pPr>
@@ -42641,66 +41315,6 @@
           <w:rFonts w:hint="eastAsia" w:ascii="Times New Roman" w:hAnsi="Times New Roman" w:eastAsia="FangSong" w:cs="Times New Roman"/>
         </w:rPr>
         <w:t>化学能力测试</w:t>
-      </w:r>
-      <w:r>
-        <w:rPr>
-          <w:rFonts w:ascii="Times New Roman" w:hAnsi="Times New Roman" w:eastAsia="Times New Roman" w:cs="Times New Roman"/>
-        </w:rPr>
-        <w:t xml:space="preserve"> </w:t>
-      </w:r>
-      <w:r>
-        <w:rPr>
-          <w:rFonts w:hint="eastAsia" w:ascii="Times New Roman" w:hAnsi="Times New Roman" w:eastAsia="FangSong" w:cs="Times New Roman"/>
-        </w:rPr>
-        <w:t>曾用于</w:t>
-      </w:r>
-      <w:r>
-        <w:rPr>
-          <w:rFonts w:hint="eastAsia" w:ascii="Times New Roman" w:hAnsi="Times New Roman" w:eastAsia="Times New Roman" w:cs="Times New Roman"/>
-        </w:rPr>
-        <w:t>：</w:t>
-      </w:r>
-      <w:r>
-        <w:rPr>
-          <w:rFonts w:hint="eastAsia" w:ascii="Times New Roman" w:hAnsi="Times New Roman" w:eastAsia="FangSong" w:cs="Times New Roman"/>
-        </w:rPr>
-        <w:t>综合模拟卷</w:t>
-      </w:r>
-      <w:r>
-        <w:rPr>
-          <w:rFonts w:hint="eastAsia" w:ascii="Times New Roman" w:hAnsi="Times New Roman" w:eastAsia="Times New Roman" w:cs="Times New Roman"/>
-        </w:rPr>
-        <w:t>III,</w:t>
-      </w:r>
-      <w:r>
-        <w:rPr>
-          <w:rFonts w:ascii="Times New Roman" w:hAnsi="Times New Roman" w:eastAsia="Times New Roman" w:cs="Times New Roman"/>
-        </w:rPr>
-        <w:t xml:space="preserve"> </w:t>
-      </w:r>
-      <w:r>
-        <w:rPr>
-          <w:rFonts w:hint="eastAsia" w:ascii="Times New Roman" w:hAnsi="Times New Roman" w:eastAsia="FangSong" w:cs="Times New Roman"/>
-        </w:rPr>
-        <w:t>第一轮综合卷</w:t>
-      </w:r>
-      <w:r>
-        <w:rPr>
-          <w:rFonts w:hint="eastAsia" w:ascii="Times New Roman" w:hAnsi="Times New Roman" w:eastAsia="Times New Roman" w:cs="Times New Roman"/>
-        </w:rPr>
-        <w:t>06（</w:t>
-      </w:r>
-      <w:r>
-        <w:rPr>
-          <w:rFonts w:hint="eastAsia" w:ascii="Times New Roman" w:hAnsi="Times New Roman" w:eastAsia="FangSong" w:cs="Times New Roman"/>
-        </w:rPr>
-        <w:t>教师版</w:t>
-      </w:r>
-      <w:r>
-        <w:rPr>
-          <w:rFonts w:hint="eastAsia" w:ascii="Times New Roman" w:hAnsi="Times New Roman" w:eastAsia="Times New Roman" w:cs="Times New Roman"/>
-        </w:rPr>
-        <w:t>）</w:t>
       </w:r>
     </w:p>
     <w:p>
@@ -44236,60 +42850,6 @@
         </w:rPr>
         <w:t>化学能力测试</w:t>
       </w:r>
-      <w:r>
-        <w:rPr>
-          <w:rFonts w:ascii="Times New Roman" w:hAnsi="Times New Roman" w:eastAsia="Times New Roman" w:cs="Times New Roman"/>
-        </w:rPr>
-        <w:t xml:space="preserve"> </w:t>
-      </w:r>
-      <w:r>
-        <w:rPr>
-          <w:rFonts w:hint="eastAsia" w:ascii="Times New Roman" w:hAnsi="Times New Roman" w:eastAsia="FangSong" w:cs="Times New Roman"/>
-        </w:rPr>
-        <w:t>曾用于</w:t>
-      </w:r>
-      <w:r>
-        <w:rPr>
-          <w:rFonts w:hint="eastAsia" w:ascii="Times New Roman" w:hAnsi="Times New Roman" w:eastAsia="Times New Roman" w:cs="Times New Roman"/>
-        </w:rPr>
-        <w:t>：</w:t>
-      </w:r>
-      <w:r>
-        <w:rPr>
-          <w:rFonts w:hint="eastAsia" w:ascii="Times New Roman" w:hAnsi="Times New Roman" w:eastAsia="FangSong" w:cs="Times New Roman"/>
-        </w:rPr>
-        <w:t>第一轮原理</w:t>
-      </w:r>
-      <w:r>
-        <w:rPr>
-          <w:rFonts w:hint="eastAsia" w:ascii="Times New Roman" w:hAnsi="Times New Roman" w:eastAsia="Times New Roman" w:cs="Times New Roman"/>
-        </w:rPr>
-        <w:t>·7-</w:t>
-      </w:r>
-      <w:r>
-        <w:rPr>
-          <w:rFonts w:hint="eastAsia" w:ascii="Times New Roman" w:hAnsi="Times New Roman" w:eastAsia="FangSong" w:cs="Times New Roman"/>
-        </w:rPr>
-        <w:t>沉淀溶解平衡</w:t>
-      </w:r>
-      <w:r>
-        <w:rPr>
-          <w:rFonts w:hint="eastAsia" w:ascii="Times New Roman" w:hAnsi="Times New Roman" w:eastAsia="Times New Roman" w:cs="Times New Roman"/>
-        </w:rPr>
-        <w:t>（</w:t>
-      </w:r>
-      <w:r>
-        <w:rPr>
-          <w:rFonts w:hint="eastAsia" w:ascii="Times New Roman" w:hAnsi="Times New Roman" w:eastAsia="FangSong" w:cs="Times New Roman"/>
-        </w:rPr>
-        <w:t>教师版</w:t>
-      </w:r>
-      <w:r>
-        <w:rPr>
-          <w:rFonts w:hint="eastAsia" w:ascii="Times New Roman" w:hAnsi="Times New Roman" w:eastAsia="Times New Roman" w:cs="Times New Roman"/>
-        </w:rPr>
-        <w:t>）</w:t>
-      </w:r>
     </w:p>
     <w:p>
       <w:pPr>
@@ -46531,60 +45091,6 @@
           <w:rFonts w:hint="eastAsia" w:ascii="Times New Roman" w:hAnsi="Times New Roman" w:eastAsia="FangSong" w:cs="Times New Roman"/>
         </w:rPr>
         <w:t>化学能力测试</w:t>
-      </w:r>
-      <w:r>
-        <w:rPr>
-          <w:rFonts w:ascii="Times New Roman" w:hAnsi="Times New Roman" w:eastAsia="Times New Roman" w:cs="Times New Roman"/>
-        </w:rPr>
-        <w:t xml:space="preserve"> </w:t>
-      </w:r>
-      <w:r>
-        <w:rPr>
-          <w:rFonts w:hint="eastAsia" w:ascii="Times New Roman" w:hAnsi="Times New Roman" w:eastAsia="FangSong" w:cs="Times New Roman"/>
-        </w:rPr>
-        <w:t>曾用于</w:t>
-      </w:r>
-      <w:r>
-        <w:rPr>
-          <w:rFonts w:hint="eastAsia" w:ascii="Times New Roman" w:hAnsi="Times New Roman" w:eastAsia="Times New Roman" w:cs="Times New Roman"/>
-        </w:rPr>
-        <w:t>：</w:t>
-      </w:r>
-      <w:r>
-        <w:rPr>
-          <w:rFonts w:hint="eastAsia" w:ascii="Times New Roman" w:hAnsi="Times New Roman" w:eastAsia="FangSong" w:cs="Times New Roman"/>
-        </w:rPr>
-        <w:t>第一轮原理</w:t>
-      </w:r>
-      <w:r>
-        <w:rPr>
-          <w:rFonts w:hint="eastAsia" w:ascii="Times New Roman" w:hAnsi="Times New Roman" w:eastAsia="Times New Roman" w:cs="Times New Roman"/>
-        </w:rPr>
-        <w:t>·7-</w:t>
-      </w:r>
-      <w:r>
-        <w:rPr>
-          <w:rFonts w:hint="eastAsia" w:ascii="Times New Roman" w:hAnsi="Times New Roman" w:eastAsia="FangSong" w:cs="Times New Roman"/>
-        </w:rPr>
-        <w:t>沉淀溶解平衡</w:t>
-      </w:r>
-      <w:r>
-        <w:rPr>
-          <w:rFonts w:hint="eastAsia" w:ascii="Times New Roman" w:hAnsi="Times New Roman" w:eastAsia="Times New Roman" w:cs="Times New Roman"/>
-        </w:rPr>
-        <w:t>（</w:t>
-      </w:r>
-      <w:r>
-        <w:rPr>
-          <w:rFonts w:hint="eastAsia" w:ascii="Times New Roman" w:hAnsi="Times New Roman" w:eastAsia="FangSong" w:cs="Times New Roman"/>
-        </w:rPr>
-        <w:t>教师版</w:t>
-      </w:r>
-      <w:r>
-        <w:rPr>
-          <w:rFonts w:hint="eastAsia" w:ascii="Times New Roman" w:hAnsi="Times New Roman" w:eastAsia="Times New Roman" w:cs="Times New Roman"/>
-        </w:rPr>
-        <w:t>）</w:t>
       </w:r>
     </w:p>
     <w:p>
